--- a/deliverables/Notes.docx
+++ b/deliverables/Notes.docx
@@ -181,10 +181,14 @@
         <w:jc w:val="both"/>
       </w:pPr>
       <w:r>
-        <w:t>The immune system plays a central role in detecting and responding to foreign materials entering the body. Peripheral blood mononuclear ce</w:t>
-      </w:r>
-      <w:r>
-        <w:t>lls</w:t>
+        <w:t xml:space="preserve">The immune system plays a central role in detecting and responding to foreign materials entering the body. </w:t>
+      </w:r>
+      <w:r>
+        <w:rPr>
+          <w:i/>
+          <w:iCs/>
+        </w:rPr>
+        <w:t>Peripheral blood mononuclear cells</w:t>
       </w:r>
       <w:r>
         <w:t xml:space="preserve">, including T cells, B cells, NK cells, and monocytes, represent a heterogeneous population of immune cells that can encounter circulating nanoparticles. Changes in the composition or transcriptional programs of these cells may provide early indicators of nanoparticle-induced </w:t>
@@ -1142,12 +1146,26 @@
         <w:t>PBMC</w:t>
       </w:r>
       <w:r>
-        <w:t> (peripheral blood mononuclear cells): mainly T cells, B cells, NK cells, monocytes, and some dendritic cells.</w:t>
-      </w:r>
-    </w:p>
-    <w:p>
-      <w:pPr>
-        <w:jc w:val="both"/>
+        <w:t> (</w:t>
+      </w:r>
+      <w:r>
+        <w:rPr>
+          <w:i/>
+          <w:iCs/>
+        </w:rPr>
+        <w:t>peripheral blood mononuclear cells</w:t>
+      </w:r>
+      <w:r>
+        <w:t>): mainly T cells, B cells, NK cells, monocytes, and some dendritic cells.</w:t>
+      </w:r>
+    </w:p>
+    <w:p>
+      <w:pPr>
+        <w:jc w:val="both"/>
+        <w:rPr>
+          <w:sz w:val="20"/>
+          <w:szCs w:val="20"/>
+        </w:rPr>
       </w:pPr>
     </w:p>
     <w:p>
@@ -1184,7 +1202,13 @@
         <w:t>-seq)</w:t>
       </w:r>
       <w:r>
-        <w:t>. Instead of averaging RNA across millions of mixed cells (bulk RNA-seq), you measure RNA </w:t>
+        <w:t xml:space="preserve">. Instead of averaging RNA across millions of mixed cells (bulk RNA-seq), </w:t>
+      </w:r>
+      <w:r>
+        <w:t>we</w:t>
+      </w:r>
+      <w:r>
+        <w:t xml:space="preserve"> measure RNA </w:t>
       </w:r>
       <w:r>
         <w:rPr>
@@ -1796,9 +1820,9 @@
       </w:tblPr>
       <w:tblGrid>
         <w:gridCol w:w="3882"/>
-        <w:gridCol w:w="2362"/>
+        <w:gridCol w:w="2360"/>
         <w:gridCol w:w="1426"/>
-        <w:gridCol w:w="1690"/>
+        <w:gridCol w:w="1692"/>
       </w:tblGrid>
       <w:tr>
         <w:trPr>
@@ -2038,6 +2062,10 @@
             <w:proofErr w:type="spellStart"/>
             <w:r>
               <w:rPr>
+                <w:b/>
+                <w:bCs/>
+                <w:i/>
+                <w:iCs/>
                 <w:sz w:val="20"/>
                 <w:szCs w:val="20"/>
               </w:rPr>
@@ -2510,13 +2538,7 @@
         <w:jc w:val="both"/>
       </w:pPr>
       <w:r>
-        <w:t>Th</w:t>
-      </w:r>
-      <w:r>
-        <w:t xml:space="preserve">e </w:t>
-      </w:r>
-      <w:r>
-        <w:t>name </w:t>
+        <w:t xml:space="preserve">The name </w:t>
       </w:r>
       <w:proofErr w:type="spellStart"/>
       <w:r>
@@ -2524,7 +2546,7 @@
       </w:r>
       <w:proofErr w:type="spellEnd"/>
       <w:r>
-        <w:t> comes from the 10x Genomics format: a feature–barcode matrix that has already been filtered (low-quality cells removed before publication).</w:t>
+        <w:t xml:space="preserve"> comes from the 10x Genomics format: a feature–barcode matrix that has already been filtered (low-quality cells removed before publication).</w:t>
       </w:r>
     </w:p>
     <w:p>
@@ -6352,7 +6374,6 @@
         <w:t>Metadata (</w:t>
       </w:r>
       <w:proofErr w:type="spellStart"/>
-      <w:proofErr w:type="gramStart"/>
       <w:r>
         <w:rPr>
           <w:b/>
@@ -6377,20 +6398,10 @@
           <w:sz w:val="22"/>
           <w:szCs w:val="22"/>
         </w:rPr>
-        <w:t> —</w:t>
-      </w:r>
-      <w:proofErr w:type="gramEnd"/>
-      <w:r>
-        <w:rPr>
-          <w:sz w:val="22"/>
-          <w:szCs w:val="22"/>
-        </w:rPr>
-        <w:t xml:space="preserve"> information </w:t>
-      </w:r>
-      <w:r>
-        <w:rPr>
-          <w:i/>
-          <w:iCs/>
+        <w:t> — information </w:t>
+      </w:r>
+      <w:r>
+        <w:rPr>
           <w:sz w:val="22"/>
           <w:szCs w:val="22"/>
         </w:rPr>
@@ -21721,7 +21732,7 @@
       </w:pPr>
       <w:r>
         <w:pict w14:anchorId="0358A623">
-          <v:rect id="_x0000_i1087" style="width:0;height:1.5pt" o:hralign="center" o:hrstd="t" o:hr="t" fillcolor="#a0a0a0" stroked="f"/>
+          <v:rect id="_x0000_i1027" style="width:0;height:1.5pt" o:hralign="center" o:hrstd="t" o:hr="t" fillcolor="#a0a0a0" stroked="f"/>
         </w:pict>
       </w:r>
     </w:p>
@@ -21776,7 +21787,7 @@
       </w:pPr>
       <w:r>
         <w:pict w14:anchorId="7AEA395E">
-          <v:rect id="_x0000_i1088" style="width:0;height:1.5pt" o:hralign="center" o:hrstd="t" o:hr="t" fillcolor="#a0a0a0" stroked="f"/>
+          <v:rect id="_x0000_i1028" style="width:0;height:1.5pt" o:hralign="center" o:hrstd="t" o:hr="t" fillcolor="#a0a0a0" stroked="f"/>
         </w:pict>
       </w:r>
     </w:p>
@@ -21913,7 +21924,7 @@
       </w:pPr>
       <w:r>
         <w:pict w14:anchorId="06A7D53F">
-          <v:rect id="_x0000_i1089" style="width:0;height:1.5pt" o:hralign="center" o:hrstd="t" o:hr="t" fillcolor="#a0a0a0" stroked="f"/>
+          <v:rect id="_x0000_i1029" style="width:0;height:1.5pt" o:hralign="center" o:hrstd="t" o:hr="t" fillcolor="#a0a0a0" stroked="f"/>
         </w:pict>
       </w:r>
     </w:p>
@@ -22029,7 +22040,7 @@
       </w:pPr>
       <w:r>
         <w:pict w14:anchorId="6FAC7C5E">
-          <v:rect id="_x0000_i1090" style="width:0;height:1.5pt" o:hralign="center" o:hrstd="t" o:hr="t" fillcolor="#a0a0a0" stroked="f"/>
+          <v:rect id="_x0000_i1030" style="width:0;height:1.5pt" o:hralign="center" o:hrstd="t" o:hr="t" fillcolor="#a0a0a0" stroked="f"/>
         </w:pict>
       </w:r>
     </w:p>
@@ -22144,7 +22155,7 @@
       </w:pPr>
       <w:r>
         <w:pict w14:anchorId="472C21FA">
-          <v:rect id="_x0000_i1091" style="width:0;height:1.5pt" o:hralign="center" o:hrstd="t" o:hr="t" fillcolor="#a0a0a0" stroked="f"/>
+          <v:rect id="_x0000_i1031" style="width:0;height:1.5pt" o:hralign="center" o:hrstd="t" o:hr="t" fillcolor="#a0a0a0" stroked="f"/>
         </w:pict>
       </w:r>
     </w:p>
@@ -22221,7 +22232,7 @@
       </w:pPr>
       <w:r>
         <w:pict w14:anchorId="0320492B">
-          <v:rect id="_x0000_i1092" style="width:0;height:1.5pt" o:hralign="center" o:hrstd="t" o:hr="t" fillcolor="#a0a0a0" stroked="f"/>
+          <v:rect id="_x0000_i1032" style="width:0;height:1.5pt" o:hralign="center" o:hrstd="t" o:hr="t" fillcolor="#a0a0a0" stroked="f"/>
         </w:pict>
       </w:r>
     </w:p>
@@ -22394,7 +22405,7 @@
       </w:pPr>
       <w:r>
         <w:pict w14:anchorId="08A3A5D4">
-          <v:rect id="_x0000_i1093" style="width:0;height:1.5pt" o:hralign="center" o:hrstd="t" o:hr="t" fillcolor="#a0a0a0" stroked="f"/>
+          <v:rect id="_x0000_i1033" style="width:0;height:1.5pt" o:hralign="center" o:hrstd="t" o:hr="t" fillcolor="#a0a0a0" stroked="f"/>
         </w:pict>
       </w:r>
     </w:p>
@@ -22491,7 +22502,7 @@
       </w:pPr>
       <w:r>
         <w:pict w14:anchorId="091D7A22">
-          <v:rect id="_x0000_i1094" style="width:0;height:1.5pt" o:hralign="center" o:hrstd="t" o:hr="t" fillcolor="#a0a0a0" stroked="f"/>
+          <v:rect id="_x0000_i1034" style="width:0;height:1.5pt" o:hralign="center" o:hrstd="t" o:hr="t" fillcolor="#a0a0a0" stroked="f"/>
         </w:pict>
       </w:r>
     </w:p>
@@ -22596,7 +22607,7 @@
       </w:pPr>
       <w:r>
         <w:pict w14:anchorId="4AE312BA">
-          <v:rect id="_x0000_i1095" style="width:0;height:1.5pt" o:hralign="center" o:hrstd="t" o:hr="t" fillcolor="#a0a0a0" stroked="f"/>
+          <v:rect id="_x0000_i1035" style="width:0;height:1.5pt" o:hralign="center" o:hrstd="t" o:hr="t" fillcolor="#a0a0a0" stroked="f"/>
         </w:pict>
       </w:r>
     </w:p>
@@ -22690,7 +22701,7 @@
       </w:pPr>
       <w:r>
         <w:pict w14:anchorId="045256D9">
-          <v:rect id="_x0000_i1096" style="width:0;height:1.5pt" o:hralign="center" o:hrstd="t" o:hr="t" fillcolor="#a0a0a0" stroked="f"/>
+          <v:rect id="_x0000_i1036" style="width:0;height:1.5pt" o:hralign="center" o:hrstd="t" o:hr="t" fillcolor="#a0a0a0" stroked="f"/>
         </w:pict>
       </w:r>
     </w:p>
@@ -22949,7 +22960,7 @@
       </w:pPr>
       <w:r>
         <w:pict w14:anchorId="5495F925">
-          <v:rect id="_x0000_i1144" style="width:0;height:1.5pt" o:hralign="center" o:hrstd="t" o:hr="t" fillcolor="#a0a0a0" stroked="f"/>
+          <v:rect id="_x0000_i1037" style="width:0;height:1.5pt" o:hralign="center" o:hrstd="t" o:hr="t" fillcolor="#a0a0a0" stroked="f"/>
         </w:pict>
       </w:r>
     </w:p>
@@ -23102,7 +23113,7 @@
       </w:pPr>
       <w:r>
         <w:pict w14:anchorId="1883F003">
-          <v:rect id="_x0000_i1145" style="width:0;height:1.5pt" o:hralign="center" o:hrstd="t" o:hr="t" fillcolor="#a0a0a0" stroked="f"/>
+          <v:rect id="_x0000_i1038" style="width:0;height:1.5pt" o:hralign="center" o:hrstd="t" o:hr="t" fillcolor="#a0a0a0" stroked="f"/>
         </w:pict>
       </w:r>
     </w:p>
@@ -23383,7 +23394,7 @@
       </w:pPr>
       <w:r>
         <w:pict w14:anchorId="189B6854">
-          <v:rect id="_x0000_i1146" style="width:0;height:1.5pt" o:hralign="center" o:hrstd="t" o:hr="t" fillcolor="#a0a0a0" stroked="f"/>
+          <v:rect id="_x0000_i1039" style="width:0;height:1.5pt" o:hralign="center" o:hrstd="t" o:hr="t" fillcolor="#a0a0a0" stroked="f"/>
         </w:pict>
       </w:r>
     </w:p>
@@ -24636,7 +24647,7 @@
       </w:pPr>
       <w:r>
         <w:pict w14:anchorId="1CFE0BB3">
-          <v:rect id="_x0000_i1147" style="width:0;height:1.5pt" o:hralign="center" o:hrstd="t" o:hr="t" fillcolor="#a0a0a0" stroked="f"/>
+          <v:rect id="_x0000_i1040" style="width:0;height:1.5pt" o:hralign="center" o:hrstd="t" o:hr="t" fillcolor="#a0a0a0" stroked="f"/>
         </w:pict>
       </w:r>
     </w:p>
@@ -24794,7 +24805,7 @@
       </w:pPr>
       <w:r>
         <w:pict w14:anchorId="591399CF">
-          <v:rect id="_x0000_i1148" style="width:0;height:1.5pt" o:hralign="center" o:hrstd="t" o:hr="t" fillcolor="#a0a0a0" stroked="f"/>
+          <v:rect id="_x0000_i1041" style="width:0;height:1.5pt" o:hralign="center" o:hrstd="t" o:hr="t" fillcolor="#a0a0a0" stroked="f"/>
         </w:pict>
       </w:r>
     </w:p>
@@ -29401,6 +29412,7 @@
   <w:style w:type="character" w:default="1" w:styleId="DefaultParagraphFont">
     <w:name w:val="Default Paragraph Font"/>
     <w:uiPriority w:val="1"/>
+    <w:semiHidden/>
     <w:unhideWhenUsed/>
   </w:style>
   <w:style w:type="table" w:default="1" w:styleId="TableNormal">
